--- a/Astrosage Sub and Obj.docx
+++ b/Astrosage Sub and Obj.docx
@@ -85,13 +85,13 @@
         <w:rPr>
           <w:rFonts w:cstheme="minorHAnsi"/>
         </w:rPr>
-        <w:t xml:space="preserve"> 2802</w:t>
-      </w:r>
-      <w:r>
-        <w:rPr>
-          <w:rFonts w:cstheme="minorHAnsi"/>
-        </w:rPr>
-        <w:t>8</w:t>
+        <w:t xml:space="preserve"> </w:t>
+      </w:r>
+      <w:r>
+        <w:rPr>
+          <w:rFonts w:cstheme="minorHAnsi"/>
+        </w:rPr>
+        <w:t>1</w:t>
       </w:r>
     </w:p>
     <w:p>
@@ -156,23 +156,7 @@
           <w:b/>
           <w:bCs/>
         </w:rPr>
-        <w:t>Q</w:t>
-      </w:r>
-      <w:r>
-        <w:rPr>
-          <w:rFonts w:cstheme="minorHAnsi"/>
-          <w:b/>
-          <w:bCs/>
-        </w:rPr>
-        <w:t>3</w:t>
-      </w:r>
-      <w:r>
-        <w:rPr>
-          <w:rFonts w:cstheme="minorHAnsi"/>
-          <w:b/>
-          <w:bCs/>
-        </w:rPr>
-        <w:t xml:space="preserve">: </w:t>
+        <w:t xml:space="preserve">Q3: </w:t>
       </w:r>
       <w:r>
         <w:rPr>
@@ -6948,7 +6932,6 @@
         </w:rPr>
         <w:t>Q</w:t>
       </w:r>
-      <w:proofErr w:type="gramStart"/>
       <w:r>
         <w:rPr>
           <w:rFonts w:cstheme="minorHAnsi"/>
@@ -6971,16 +6954,15 @@
           <w:b/>
           <w:bCs/>
         </w:rPr>
-        <w:t>What</w:t>
-      </w:r>
-      <w:proofErr w:type="gramEnd"/>
+        <w:t xml:space="preserve"> </w:t>
+      </w:r>
       <w:r>
         <w:rPr>
           <w:rFonts w:cstheme="minorHAnsi"/>
           <w:b/>
           <w:bCs/>
         </w:rPr>
-        <w:t xml:space="preserve"> is total operational cost for that </w:t>
+        <w:t xml:space="preserve">What is total operational cost for that </w:t>
       </w:r>
       <w:r>
         <w:rPr>
@@ -7125,41 +7107,34 @@
         <w:rPr>
           <w:rFonts w:cstheme="minorHAnsi"/>
         </w:rPr>
-        <w:t>Ans. 2</w:t>
-      </w:r>
-      <w:r>
-        <w:rPr>
-          <w:rFonts w:cstheme="minorHAnsi"/>
-        </w:rPr>
-        <w:t xml:space="preserve"> (Rounding off)</w:t>
+        <w:t xml:space="preserve">Ans. </w:t>
       </w:r>
     </w:p>
     <w:tbl>
       <w:tblPr>
-        <w:tblW w:w="7703" w:type="dxa"/>
-        <w:tblInd w:w="651" w:type="dxa"/>
+        <w:tblW w:w="6340" w:type="dxa"/>
         <w:tblLook w:val="04A0" w:firstRow="1" w:lastRow="0" w:firstColumn="1" w:lastColumn="0" w:noHBand="0" w:noVBand="1"/>
       </w:tblPr>
       <w:tblGrid>
-        <w:gridCol w:w="2114"/>
-        <w:gridCol w:w="1129"/>
-        <w:gridCol w:w="1390"/>
-        <w:gridCol w:w="3070"/>
+        <w:gridCol w:w="1420"/>
+        <w:gridCol w:w="2720"/>
+        <w:gridCol w:w="1240"/>
+        <w:gridCol w:w="960"/>
       </w:tblGrid>
       <w:tr>
         <w:trPr>
-          <w:trHeight w:val="115"/>
+          <w:trHeight w:val="288"/>
         </w:trPr>
         <w:tc>
           <w:tcPr>
-            <w:tcW w:w="2114" w:type="dxa"/>
+            <w:tcW w:w="1420" w:type="dxa"/>
             <w:tcBorders>
               <w:top w:val="single" w:sz="4" w:space="0" w:color="auto"/>
               <w:left w:val="single" w:sz="4" w:space="0" w:color="auto"/>
               <w:bottom w:val="single" w:sz="4" w:space="0" w:color="auto"/>
               <w:right w:val="single" w:sz="4" w:space="0" w:color="auto"/>
             </w:tcBorders>
-            <w:shd w:val="clear" w:color="000000" w:fill="B7DEE8"/>
+            <w:shd w:val="clear" w:color="000000" w:fill="B1A0C7"/>
             <w:noWrap/>
             <w:vAlign w:val="bottom"/>
             <w:hideMark/>
@@ -7167,44 +7142,45 @@
           <w:p>
             <w:pPr>
               <w:spacing w:after="0" w:line="240" w:lineRule="auto"/>
-              <w:rPr>
-                <w:rFonts w:eastAsia="Times New Roman" w:cstheme="minorHAnsi"/>
+              <w:jc w:val="center"/>
+              <w:rPr>
+                <w:rFonts w:ascii="Calibri" w:eastAsia="Times New Roman" w:hAnsi="Calibri" w:cs="Calibri"/>
                 <w:b/>
                 <w:bCs/>
                 <w:color w:val="000000"/>
                 <w:kern w:val="0"/>
                 <w:sz w:val="22"/>
                 <w:szCs w:val="22"/>
-                <w:lang w:eastAsia="en-IN"/>
+                <w:lang w:val="en-US"/>
                 <w14:ligatures w14:val="none"/>
               </w:rPr>
             </w:pPr>
             <w:r>
               <w:rPr>
-                <w:rFonts w:eastAsia="Times New Roman" w:cstheme="minorHAnsi"/>
+                <w:rFonts w:ascii="Calibri" w:eastAsia="Times New Roman" w:hAnsi="Calibri" w:cs="Calibri"/>
                 <w:b/>
                 <w:bCs/>
                 <w:color w:val="000000"/>
                 <w:kern w:val="0"/>
                 <w:sz w:val="22"/>
                 <w:szCs w:val="22"/>
-                <w:lang w:eastAsia="en-IN"/>
-                <w14:ligatures w14:val="none"/>
-              </w:rPr>
-              <w:t>Total Astrologers</w:t>
+                <w:lang w:val="en-US"/>
+                <w14:ligatures w14:val="none"/>
+              </w:rPr>
+              <w:t>Total Calls</w:t>
             </w:r>
           </w:p>
         </w:tc>
         <w:tc>
           <w:tcPr>
-            <w:tcW w:w="1129" w:type="dxa"/>
+            <w:tcW w:w="2720" w:type="dxa"/>
             <w:tcBorders>
               <w:top w:val="single" w:sz="4" w:space="0" w:color="auto"/>
               <w:left w:val="nil"/>
               <w:bottom w:val="single" w:sz="4" w:space="0" w:color="auto"/>
               <w:right w:val="single" w:sz="4" w:space="0" w:color="auto"/>
             </w:tcBorders>
-            <w:shd w:val="clear" w:color="000000" w:fill="B7DEE8"/>
+            <w:shd w:val="clear" w:color="000000" w:fill="B1A0C7"/>
             <w:noWrap/>
             <w:vAlign w:val="bottom"/>
             <w:hideMark/>
@@ -7212,44 +7188,61 @@
           <w:p>
             <w:pPr>
               <w:spacing w:after="0" w:line="240" w:lineRule="auto"/>
-              <w:rPr>
-                <w:rFonts w:eastAsia="Times New Roman" w:cstheme="minorHAnsi"/>
+              <w:jc w:val="center"/>
+              <w:rPr>
+                <w:rFonts w:ascii="Calibri" w:eastAsia="Times New Roman" w:hAnsi="Calibri" w:cs="Calibri"/>
                 <w:b/>
                 <w:bCs/>
                 <w:color w:val="000000"/>
                 <w:kern w:val="0"/>
                 <w:sz w:val="22"/>
                 <w:szCs w:val="22"/>
-                <w:lang w:eastAsia="en-IN"/>
+                <w:lang w:val="en-US"/>
                 <w14:ligatures w14:val="none"/>
               </w:rPr>
             </w:pPr>
+            <w:proofErr w:type="gramStart"/>
             <w:r>
               <w:rPr>
-                <w:rFonts w:eastAsia="Times New Roman" w:cstheme="minorHAnsi"/>
+                <w:rFonts w:ascii="Calibri" w:eastAsia="Times New Roman" w:hAnsi="Calibri" w:cs="Calibri"/>
                 <w:b/>
                 <w:bCs/>
                 <w:color w:val="000000"/>
                 <w:kern w:val="0"/>
                 <w:sz w:val="22"/>
                 <w:szCs w:val="22"/>
-                <w:lang w:eastAsia="en-IN"/>
-                <w14:ligatures w14:val="none"/>
-              </w:rPr>
-              <w:t>Total Calls</w:t>
+                <w:lang w:val="en-US"/>
+                <w14:ligatures w14:val="none"/>
+              </w:rPr>
+              <w:t>Total  unique</w:t>
+            </w:r>
+            <w:proofErr w:type="gramEnd"/>
+            <w:r>
+              <w:rPr>
+                <w:rFonts w:ascii="Calibri" w:eastAsia="Times New Roman" w:hAnsi="Calibri" w:cs="Calibri"/>
+                <w:b/>
+                <w:bCs/>
+                <w:color w:val="000000"/>
+                <w:kern w:val="0"/>
+                <w:sz w:val="22"/>
+                <w:szCs w:val="22"/>
+                <w:lang w:val="en-US"/>
+                <w14:ligatures w14:val="none"/>
+              </w:rPr>
+              <w:t xml:space="preserve"> agents</w:t>
             </w:r>
           </w:p>
         </w:tc>
         <w:tc>
           <w:tcPr>
-            <w:tcW w:w="1390" w:type="dxa"/>
+            <w:tcW w:w="1240" w:type="dxa"/>
             <w:tcBorders>
               <w:top w:val="single" w:sz="4" w:space="0" w:color="auto"/>
               <w:left w:val="nil"/>
               <w:bottom w:val="single" w:sz="4" w:space="0" w:color="auto"/>
               <w:right w:val="single" w:sz="4" w:space="0" w:color="auto"/>
             </w:tcBorders>
-            <w:shd w:val="clear" w:color="000000" w:fill="E6B8B7"/>
+            <w:shd w:val="clear" w:color="000000" w:fill="B1A0C7"/>
             <w:noWrap/>
             <w:vAlign w:val="bottom"/>
             <w:hideMark/>
@@ -7257,44 +7250,45 @@
           <w:p>
             <w:pPr>
               <w:spacing w:after="0" w:line="240" w:lineRule="auto"/>
-              <w:rPr>
-                <w:rFonts w:eastAsia="Times New Roman" w:cstheme="minorHAnsi"/>
+              <w:jc w:val="center"/>
+              <w:rPr>
+                <w:rFonts w:ascii="Calibri" w:eastAsia="Times New Roman" w:hAnsi="Calibri" w:cs="Calibri"/>
                 <w:b/>
                 <w:bCs/>
                 <w:color w:val="000000"/>
                 <w:kern w:val="0"/>
                 <w:sz w:val="22"/>
                 <w:szCs w:val="22"/>
-                <w:lang w:eastAsia="en-IN"/>
+                <w:lang w:val="en-US"/>
                 <w14:ligatures w14:val="none"/>
               </w:rPr>
             </w:pPr>
             <w:r>
               <w:rPr>
-                <w:rFonts w:eastAsia="Times New Roman" w:cstheme="minorHAnsi"/>
+                <w:rFonts w:ascii="Calibri" w:eastAsia="Times New Roman" w:hAnsi="Calibri" w:cs="Calibri"/>
                 <w:b/>
                 <w:bCs/>
                 <w:color w:val="000000"/>
                 <w:kern w:val="0"/>
                 <w:sz w:val="22"/>
                 <w:szCs w:val="22"/>
-                <w:lang w:eastAsia="en-IN"/>
-                <w14:ligatures w14:val="none"/>
-              </w:rPr>
-              <w:t>Calls to Astrologer</w:t>
+                <w:lang w:val="en-US"/>
+                <w14:ligatures w14:val="none"/>
+              </w:rPr>
+              <w:t>Total days</w:t>
             </w:r>
           </w:p>
         </w:tc>
         <w:tc>
           <w:tcPr>
-            <w:tcW w:w="3070" w:type="dxa"/>
+            <w:tcW w:w="960" w:type="dxa"/>
             <w:tcBorders>
               <w:top w:val="single" w:sz="4" w:space="0" w:color="auto"/>
               <w:left w:val="nil"/>
               <w:bottom w:val="single" w:sz="4" w:space="0" w:color="auto"/>
               <w:right w:val="single" w:sz="4" w:space="0" w:color="auto"/>
             </w:tcBorders>
-            <w:shd w:val="clear" w:color="000000" w:fill="B8CCE4"/>
+            <w:shd w:val="clear" w:color="000000" w:fill="B1A0C7"/>
             <w:noWrap/>
             <w:vAlign w:val="bottom"/>
             <w:hideMark/>
@@ -7302,49 +7296,50 @@
           <w:p>
             <w:pPr>
               <w:spacing w:after="0" w:line="240" w:lineRule="auto"/>
-              <w:rPr>
-                <w:rFonts w:eastAsia="Times New Roman" w:cstheme="minorHAnsi"/>
+              <w:jc w:val="center"/>
+              <w:rPr>
+                <w:rFonts w:ascii="Calibri" w:eastAsia="Times New Roman" w:hAnsi="Calibri" w:cs="Calibri"/>
                 <w:b/>
                 <w:bCs/>
                 <w:color w:val="000000"/>
                 <w:kern w:val="0"/>
                 <w:sz w:val="22"/>
                 <w:szCs w:val="22"/>
-                <w:lang w:eastAsia="en-IN"/>
+                <w:lang w:val="en-US"/>
                 <w14:ligatures w14:val="none"/>
               </w:rPr>
             </w:pPr>
             <w:r>
               <w:rPr>
-                <w:rFonts w:eastAsia="Times New Roman" w:cstheme="minorHAnsi"/>
+                <w:rFonts w:ascii="Calibri" w:eastAsia="Times New Roman" w:hAnsi="Calibri" w:cs="Calibri"/>
                 <w:b/>
                 <w:bCs/>
                 <w:color w:val="000000"/>
                 <w:kern w:val="0"/>
                 <w:sz w:val="22"/>
                 <w:szCs w:val="22"/>
-                <w:lang w:eastAsia="en-IN"/>
-                <w14:ligatures w14:val="none"/>
-              </w:rPr>
-              <w:t>Calls Per astrologer per day</w:t>
+                <w:lang w:val="en-US"/>
+                <w14:ligatures w14:val="none"/>
+              </w:rPr>
+              <w:t>Avg calls</w:t>
             </w:r>
           </w:p>
         </w:tc>
       </w:tr>
       <w:tr>
         <w:trPr>
-          <w:trHeight w:val="115"/>
+          <w:trHeight w:val="288"/>
         </w:trPr>
         <w:tc>
           <w:tcPr>
-            <w:tcW w:w="2114" w:type="dxa"/>
+            <w:tcW w:w="1420" w:type="dxa"/>
             <w:tcBorders>
               <w:top w:val="nil"/>
               <w:left w:val="single" w:sz="4" w:space="0" w:color="auto"/>
               <w:bottom w:val="single" w:sz="4" w:space="0" w:color="auto"/>
               <w:right w:val="single" w:sz="4" w:space="0" w:color="auto"/>
             </w:tcBorders>
-            <w:shd w:val="clear" w:color="000000" w:fill="FFFF00"/>
+            <w:shd w:val="clear" w:color="000000" w:fill="95B3D7"/>
             <w:noWrap/>
             <w:vAlign w:val="bottom"/>
             <w:hideMark/>
@@ -7352,44 +7347,45 @@
           <w:p>
             <w:pPr>
               <w:spacing w:after="0" w:line="240" w:lineRule="auto"/>
-              <w:rPr>
-                <w:rFonts w:eastAsia="Times New Roman" w:cstheme="minorHAnsi"/>
+              <w:jc w:val="center"/>
+              <w:rPr>
+                <w:rFonts w:ascii="Calibri" w:eastAsia="Times New Roman" w:hAnsi="Calibri" w:cs="Calibri"/>
                 <w:b/>
                 <w:bCs/>
                 <w:color w:val="000000"/>
                 <w:kern w:val="0"/>
                 <w:sz w:val="22"/>
                 <w:szCs w:val="22"/>
-                <w:lang w:eastAsia="en-IN"/>
+                <w:lang w:val="en-US"/>
                 <w14:ligatures w14:val="none"/>
               </w:rPr>
             </w:pPr>
             <w:r>
               <w:rPr>
-                <w:rFonts w:eastAsia="Times New Roman" w:cstheme="minorHAnsi"/>
+                <w:rFonts w:ascii="Calibri" w:eastAsia="Times New Roman" w:hAnsi="Calibri" w:cs="Calibri"/>
                 <w:b/>
                 <w:bCs/>
                 <w:color w:val="000000"/>
                 <w:kern w:val="0"/>
                 <w:sz w:val="22"/>
                 <w:szCs w:val="22"/>
-                <w:lang w:eastAsia="en-IN"/>
-                <w14:ligatures w14:val="none"/>
-              </w:rPr>
-              <w:t>149</w:t>
+                <w:lang w:val="en-US"/>
+                <w14:ligatures w14:val="none"/>
+              </w:rPr>
+              <w:t>8365</w:t>
             </w:r>
           </w:p>
         </w:tc>
         <w:tc>
           <w:tcPr>
-            <w:tcW w:w="1129" w:type="dxa"/>
+            <w:tcW w:w="2720" w:type="dxa"/>
             <w:tcBorders>
               <w:top w:val="nil"/>
               <w:left w:val="nil"/>
               <w:bottom w:val="single" w:sz="4" w:space="0" w:color="auto"/>
               <w:right w:val="single" w:sz="4" w:space="0" w:color="auto"/>
             </w:tcBorders>
-            <w:shd w:val="clear" w:color="000000" w:fill="FFFF00"/>
+            <w:shd w:val="clear" w:color="000000" w:fill="95B3D7"/>
             <w:noWrap/>
             <w:vAlign w:val="bottom"/>
             <w:hideMark/>
@@ -7397,44 +7393,45 @@
           <w:p>
             <w:pPr>
               <w:spacing w:after="0" w:line="240" w:lineRule="auto"/>
-              <w:rPr>
-                <w:rFonts w:eastAsia="Times New Roman" w:cstheme="minorHAnsi"/>
+              <w:jc w:val="center"/>
+              <w:rPr>
+                <w:rFonts w:ascii="Calibri" w:eastAsia="Times New Roman" w:hAnsi="Calibri" w:cs="Calibri"/>
                 <w:b/>
                 <w:bCs/>
                 <w:color w:val="000000"/>
                 <w:kern w:val="0"/>
                 <w:sz w:val="22"/>
                 <w:szCs w:val="22"/>
-                <w:lang w:eastAsia="en-IN"/>
+                <w:lang w:val="en-US"/>
                 <w14:ligatures w14:val="none"/>
               </w:rPr>
             </w:pPr>
             <w:r>
               <w:rPr>
-                <w:rFonts w:eastAsia="Times New Roman" w:cstheme="minorHAnsi"/>
+                <w:rFonts w:ascii="Calibri" w:eastAsia="Times New Roman" w:hAnsi="Calibri" w:cs="Calibri"/>
                 <w:b/>
                 <w:bCs/>
                 <w:color w:val="000000"/>
                 <w:kern w:val="0"/>
                 <w:sz w:val="22"/>
                 <w:szCs w:val="22"/>
-                <w:lang w:eastAsia="en-IN"/>
-                <w14:ligatures w14:val="none"/>
-              </w:rPr>
-              <w:t>8508</w:t>
+                <w:lang w:val="en-US"/>
+                <w14:ligatures w14:val="none"/>
+              </w:rPr>
+              <w:t>149</w:t>
             </w:r>
           </w:p>
         </w:tc>
         <w:tc>
           <w:tcPr>
-            <w:tcW w:w="1390" w:type="dxa"/>
+            <w:tcW w:w="1240" w:type="dxa"/>
             <w:tcBorders>
               <w:top w:val="nil"/>
               <w:left w:val="nil"/>
               <w:bottom w:val="single" w:sz="4" w:space="0" w:color="auto"/>
               <w:right w:val="single" w:sz="4" w:space="0" w:color="auto"/>
             </w:tcBorders>
-            <w:shd w:val="clear" w:color="000000" w:fill="FABF8F"/>
+            <w:shd w:val="clear" w:color="000000" w:fill="95B3D7"/>
             <w:noWrap/>
             <w:vAlign w:val="bottom"/>
             <w:hideMark/>
@@ -7442,44 +7439,45 @@
           <w:p>
             <w:pPr>
               <w:spacing w:after="0" w:line="240" w:lineRule="auto"/>
-              <w:rPr>
-                <w:rFonts w:eastAsia="Times New Roman" w:cstheme="minorHAnsi"/>
+              <w:jc w:val="center"/>
+              <w:rPr>
+                <w:rFonts w:ascii="Calibri" w:eastAsia="Times New Roman" w:hAnsi="Calibri" w:cs="Calibri"/>
                 <w:b/>
                 <w:bCs/>
                 <w:color w:val="000000"/>
                 <w:kern w:val="0"/>
                 <w:sz w:val="22"/>
                 <w:szCs w:val="22"/>
-                <w:lang w:eastAsia="en-IN"/>
+                <w:lang w:val="en-US"/>
                 <w14:ligatures w14:val="none"/>
               </w:rPr>
             </w:pPr>
             <w:r>
               <w:rPr>
-                <w:rFonts w:eastAsia="Times New Roman" w:cstheme="minorHAnsi"/>
+                <w:rFonts w:ascii="Calibri" w:eastAsia="Times New Roman" w:hAnsi="Calibri" w:cs="Calibri"/>
                 <w:b/>
                 <w:bCs/>
                 <w:color w:val="000000"/>
                 <w:kern w:val="0"/>
                 <w:sz w:val="22"/>
                 <w:szCs w:val="22"/>
-                <w:lang w:eastAsia="en-IN"/>
-                <w14:ligatures w14:val="none"/>
-              </w:rPr>
-              <w:t>57.10067114</w:t>
+                <w:lang w:val="en-US"/>
+                <w14:ligatures w14:val="none"/>
+              </w:rPr>
+              <w:t>34</w:t>
             </w:r>
           </w:p>
         </w:tc>
         <w:tc>
           <w:tcPr>
-            <w:tcW w:w="3070" w:type="dxa"/>
+            <w:tcW w:w="960" w:type="dxa"/>
             <w:tcBorders>
               <w:top w:val="nil"/>
               <w:left w:val="nil"/>
               <w:bottom w:val="single" w:sz="4" w:space="0" w:color="auto"/>
               <w:right w:val="single" w:sz="4" w:space="0" w:color="auto"/>
             </w:tcBorders>
-            <w:shd w:val="clear" w:color="000000" w:fill="FFC000"/>
+            <w:shd w:val="clear" w:color="000000" w:fill="95B3D7"/>
             <w:noWrap/>
             <w:vAlign w:val="bottom"/>
             <w:hideMark/>
@@ -7487,31 +7485,32 @@
           <w:p>
             <w:pPr>
               <w:spacing w:after="0" w:line="240" w:lineRule="auto"/>
-              <w:rPr>
-                <w:rFonts w:eastAsia="Times New Roman" w:cstheme="minorHAnsi"/>
+              <w:jc w:val="center"/>
+              <w:rPr>
+                <w:rFonts w:ascii="Calibri" w:eastAsia="Times New Roman" w:hAnsi="Calibri" w:cs="Calibri"/>
                 <w:b/>
                 <w:bCs/>
                 <w:color w:val="000000"/>
                 <w:kern w:val="0"/>
                 <w:sz w:val="22"/>
                 <w:szCs w:val="22"/>
-                <w:lang w:eastAsia="en-IN"/>
+                <w:lang w:val="en-US"/>
                 <w14:ligatures w14:val="none"/>
               </w:rPr>
             </w:pPr>
             <w:r>
               <w:rPr>
-                <w:rFonts w:eastAsia="Times New Roman" w:cstheme="minorHAnsi"/>
+                <w:rFonts w:ascii="Calibri" w:eastAsia="Times New Roman" w:hAnsi="Calibri" w:cs="Calibri"/>
                 <w:b/>
                 <w:bCs/>
                 <w:color w:val="000000"/>
                 <w:kern w:val="0"/>
                 <w:sz w:val="22"/>
                 <w:szCs w:val="22"/>
-                <w:lang w:eastAsia="en-IN"/>
-                <w14:ligatures w14:val="none"/>
-              </w:rPr>
-              <w:t>1.68</w:t>
+                <w:lang w:val="en-US"/>
+                <w14:ligatures w14:val="none"/>
+              </w:rPr>
+              <w:t>2</w:t>
             </w:r>
           </w:p>
         </w:tc>
@@ -8063,13 +8062,7 @@
         <w:rPr>
           <w:rFonts w:cstheme="minorHAnsi"/>
         </w:rPr>
-        <w:t>8</w:t>
-      </w:r>
-      <w:r>
-        <w:rPr>
-          <w:rFonts w:cstheme="minorHAnsi"/>
-        </w:rPr>
-        <w:t>363</w:t>
+        <w:t xml:space="preserve"> 8363 (I have prepared the pivot in excel sheet for both user id and guru id)</w:t>
       </w:r>
     </w:p>
     <w:p>
@@ -14615,20 +14608,362 @@
     </w:p>
     <w:p>
       <w:pPr>
-        <w:spacing w:after="0" w:line="360" w:lineRule="auto"/>
-        <w:rPr>
-          <w:rFonts w:cstheme="minorHAnsi"/>
+        <w:pStyle w:val="Heading2"/>
+        <w:spacing w:before="0"/>
+        <w:rPr>
+          <w:rFonts w:asciiTheme="minorHAnsi" w:hAnsiTheme="minorHAnsi" w:cstheme="minorHAnsi"/>
+        </w:rPr>
+      </w:pPr>
+      <w:r>
+        <w:rPr>
+          <w:rFonts w:asciiTheme="minorHAnsi" w:hAnsiTheme="minorHAnsi" w:cstheme="minorHAnsi"/>
+        </w:rPr>
+        <w:lastRenderedPageBreak/>
+        <w:t>Three Simple Solutions for Peak Hours</w:t>
+      </w:r>
+    </w:p>
+    <w:p>
+      <w:pPr>
+        <w:pStyle w:val="Heading3"/>
+        <w:spacing w:before="0"/>
+        <w:rPr>
+          <w:rFonts w:cstheme="minorHAnsi"/>
+        </w:rPr>
+      </w:pPr>
+      <w:r>
+        <w:rPr>
+          <w:rFonts w:cstheme="minorHAnsi"/>
+        </w:rPr>
+        <w:t>A. Fix Scheduling (Making Batches)</w:t>
+      </w:r>
+    </w:p>
+    <w:p>
+      <w:pPr>
+        <w:pStyle w:val="NormalWeb"/>
+        <w:numPr>
+          <w:ilvl w:val="0"/>
+          <w:numId w:val="19"/>
+        </w:numPr>
+        <w:spacing w:before="0" w:beforeAutospacing="0"/>
+        <w:rPr>
+          <w:rFonts w:asciiTheme="minorHAnsi" w:hAnsiTheme="minorHAnsi" w:cstheme="minorHAnsi"/>
+        </w:rPr>
+      </w:pPr>
+      <w:r>
+        <w:rPr>
+          <w:rFonts w:asciiTheme="minorHAnsi" w:hAnsiTheme="minorHAnsi" w:cstheme="minorHAnsi"/>
           <w:b/>
           <w:bCs/>
         </w:rPr>
-      </w:pPr>
-      <w:r>
-        <w:rPr>
-          <w:rFonts w:cstheme="minorHAnsi"/>
+        <w:t>What to do:</w:t>
+      </w:r>
+      <w:r>
+        <w:rPr>
+          <w:rFonts w:asciiTheme="minorHAnsi" w:hAnsiTheme="minorHAnsi" w:cstheme="minorHAnsi"/>
+        </w:rPr>
+        <w:t xml:space="preserve"> Get consultants to </w:t>
+      </w:r>
+      <w:r>
+        <w:rPr>
+          <w:rFonts w:asciiTheme="minorHAnsi" w:hAnsiTheme="minorHAnsi" w:cstheme="minorHAnsi"/>
           <w:b/>
           <w:bCs/>
         </w:rPr>
-        <w:lastRenderedPageBreak/>
+        <w:t>work when demand is highest</w:t>
+      </w:r>
+      <w:r>
+        <w:rPr>
+          <w:rFonts w:asciiTheme="minorHAnsi" w:hAnsiTheme="minorHAnsi" w:cstheme="minorHAnsi"/>
+        </w:rPr>
+        <w:t xml:space="preserve">. Use the identified peak hours to create special shifts or </w:t>
+      </w:r>
+      <w:r>
+        <w:rPr>
+          <w:rFonts w:asciiTheme="minorHAnsi" w:hAnsiTheme="minorHAnsi" w:cstheme="minorHAnsi"/>
+          <w:b/>
+          <w:bCs/>
+        </w:rPr>
+        <w:t>"batches"</w:t>
+      </w:r>
+      <w:r>
+        <w:rPr>
+          <w:rFonts w:asciiTheme="minorHAnsi" w:hAnsiTheme="minorHAnsi" w:cstheme="minorHAnsi"/>
+        </w:rPr>
+        <w:t xml:space="preserve"> (like 6 AM to 10 AM) where more consultants are required.</w:t>
+      </w:r>
+    </w:p>
+    <w:p>
+      <w:pPr>
+        <w:pStyle w:val="NormalWeb"/>
+        <w:numPr>
+          <w:ilvl w:val="0"/>
+          <w:numId w:val="19"/>
+        </w:numPr>
+        <w:spacing w:before="0" w:beforeAutospacing="0"/>
+        <w:rPr>
+          <w:rFonts w:asciiTheme="minorHAnsi" w:hAnsiTheme="minorHAnsi" w:cstheme="minorHAnsi"/>
+        </w:rPr>
+      </w:pPr>
+      <w:r>
+        <w:rPr>
+          <w:rFonts w:asciiTheme="minorHAnsi" w:hAnsiTheme="minorHAnsi" w:cstheme="minorHAnsi"/>
+          <w:b/>
+          <w:bCs/>
+        </w:rPr>
+        <w:t>The easy benefit:</w:t>
+      </w:r>
+      <w:r>
+        <w:rPr>
+          <w:rFonts w:asciiTheme="minorHAnsi" w:hAnsiTheme="minorHAnsi" w:cstheme="minorHAnsi"/>
+        </w:rPr>
+        <w:t xml:space="preserve"> This guarantees someone is available when the customer calls, instantly reducing "busy" and "no-answer" failures.</w:t>
+      </w:r>
+    </w:p>
+    <w:p>
+      <w:pPr>
+        <w:pStyle w:val="Heading3"/>
+        <w:spacing w:before="0"/>
+        <w:rPr>
+          <w:rFonts w:cstheme="minorHAnsi"/>
+        </w:rPr>
+      </w:pPr>
+      <w:r>
+        <w:rPr>
+          <w:rFonts w:cstheme="minorHAnsi"/>
+        </w:rPr>
+        <w:t>B. Balance the Workload (Setting Session Limits)</w:t>
+      </w:r>
+    </w:p>
+    <w:p>
+      <w:pPr>
+        <w:pStyle w:val="NormalWeb"/>
+        <w:numPr>
+          <w:ilvl w:val="0"/>
+          <w:numId w:val="20"/>
+        </w:numPr>
+        <w:spacing w:before="0" w:beforeAutospacing="0"/>
+        <w:rPr>
+          <w:rFonts w:asciiTheme="minorHAnsi" w:hAnsiTheme="minorHAnsi" w:cstheme="minorHAnsi"/>
+        </w:rPr>
+      </w:pPr>
+      <w:r>
+        <w:rPr>
+          <w:rFonts w:asciiTheme="minorHAnsi" w:hAnsiTheme="minorHAnsi" w:cstheme="minorHAnsi"/>
+          <w:b/>
+          <w:bCs/>
+        </w:rPr>
+        <w:t>What to do:</w:t>
+      </w:r>
+      <w:r>
+        <w:rPr>
+          <w:rFonts w:asciiTheme="minorHAnsi" w:hAnsiTheme="minorHAnsi" w:cstheme="minorHAnsi"/>
+        </w:rPr>
+        <w:t xml:space="preserve"> Stop overloading the best consultants. Use </w:t>
+      </w:r>
+      <w:r>
+        <w:rPr>
+          <w:rFonts w:asciiTheme="minorHAnsi" w:hAnsiTheme="minorHAnsi" w:cstheme="minorHAnsi"/>
+          <w:b/>
+          <w:bCs/>
+        </w:rPr>
+        <w:t>dynamic routing</w:t>
+      </w:r>
+      <w:r>
+        <w:rPr>
+          <w:rFonts w:asciiTheme="minorHAnsi" w:hAnsiTheme="minorHAnsi" w:cstheme="minorHAnsi"/>
+        </w:rPr>
+        <w:t xml:space="preserve"> to send new calls to the least-busy available consultant. You can also put a </w:t>
+      </w:r>
+      <w:r>
+        <w:rPr>
+          <w:rFonts w:asciiTheme="minorHAnsi" w:hAnsiTheme="minorHAnsi" w:cstheme="minorHAnsi"/>
+          <w:b/>
+          <w:bCs/>
+        </w:rPr>
+        <w:t>soft limit</w:t>
+      </w:r>
+      <w:r>
+        <w:rPr>
+          <w:rFonts w:asciiTheme="minorHAnsi" w:hAnsiTheme="minorHAnsi" w:cstheme="minorHAnsi"/>
+        </w:rPr>
+        <w:t xml:space="preserve"> (or "defined number of sessions") on your top performers to prevent them from burning out and free up calls for others.</w:t>
+      </w:r>
+    </w:p>
+    <w:p>
+      <w:pPr>
+        <w:pStyle w:val="NormalWeb"/>
+        <w:numPr>
+          <w:ilvl w:val="0"/>
+          <w:numId w:val="20"/>
+        </w:numPr>
+        <w:spacing w:before="0" w:beforeAutospacing="0"/>
+        <w:rPr>
+          <w:rFonts w:asciiTheme="minorHAnsi" w:hAnsiTheme="minorHAnsi" w:cstheme="minorHAnsi"/>
+        </w:rPr>
+      </w:pPr>
+      <w:r>
+        <w:rPr>
+          <w:rFonts w:asciiTheme="minorHAnsi" w:hAnsiTheme="minorHAnsi" w:cstheme="minorHAnsi"/>
+          <w:b/>
+          <w:bCs/>
+        </w:rPr>
+        <w:t>The easy benefit:</w:t>
+      </w:r>
+      <w:r>
+        <w:rPr>
+          <w:rFonts w:asciiTheme="minorHAnsi" w:hAnsiTheme="minorHAnsi" w:cstheme="minorHAnsi"/>
+        </w:rPr>
+        <w:t xml:space="preserve"> The workload is spread out, preventing your best people from getting exhausted and ensuring every customer has a chance to connect quickly.</w:t>
+      </w:r>
+    </w:p>
+    <w:p>
+      <w:pPr>
+        <w:pStyle w:val="Heading3"/>
+        <w:spacing w:before="0"/>
+        <w:rPr>
+          <w:rFonts w:cstheme="minorHAnsi"/>
+        </w:rPr>
+      </w:pPr>
+      <w:r>
+        <w:rPr>
+          <w:rFonts w:cstheme="minorHAnsi"/>
+        </w:rPr>
+        <w:t>C. Smart Customer Choice (Monitoring Availability)</w:t>
+      </w:r>
+    </w:p>
+    <w:p>
+      <w:pPr>
+        <w:pStyle w:val="NormalWeb"/>
+        <w:numPr>
+          <w:ilvl w:val="0"/>
+          <w:numId w:val="21"/>
+        </w:numPr>
+        <w:spacing w:before="0" w:beforeAutospacing="0"/>
+        <w:rPr>
+          <w:rFonts w:asciiTheme="minorHAnsi" w:hAnsiTheme="minorHAnsi" w:cstheme="minorHAnsi"/>
+        </w:rPr>
+      </w:pPr>
+      <w:r>
+        <w:rPr>
+          <w:rFonts w:asciiTheme="minorHAnsi" w:hAnsiTheme="minorHAnsi" w:cstheme="minorHAnsi"/>
+          <w:b/>
+          <w:bCs/>
+        </w:rPr>
+        <w:t>What to do:</w:t>
+      </w:r>
+      <w:r>
+        <w:rPr>
+          <w:rFonts w:asciiTheme="minorHAnsi" w:hAnsiTheme="minorHAnsi" w:cstheme="minorHAnsi"/>
+        </w:rPr>
+        <w:t xml:space="preserve"> When a customer logs in, only show them consultants who are </w:t>
+      </w:r>
+      <w:r>
+        <w:rPr>
+          <w:rFonts w:asciiTheme="minorHAnsi" w:hAnsiTheme="minorHAnsi" w:cstheme="minorHAnsi"/>
+          <w:b/>
+          <w:bCs/>
+        </w:rPr>
+        <w:t>online and ready right now</w:t>
+      </w:r>
+      <w:r>
+        <w:rPr>
+          <w:rFonts w:asciiTheme="minorHAnsi" w:hAnsiTheme="minorHAnsi" w:cstheme="minorHAnsi"/>
+        </w:rPr>
+        <w:t xml:space="preserve">. Allow the customer to choose from this available list, but filter the list to also show their </w:t>
+      </w:r>
+      <w:r>
+        <w:rPr>
+          <w:rFonts w:asciiTheme="minorHAnsi" w:hAnsiTheme="minorHAnsi" w:cstheme="minorHAnsi"/>
+          <w:b/>
+          <w:bCs/>
+        </w:rPr>
+        <w:t>high average ratings</w:t>
+      </w:r>
+      <w:r>
+        <w:rPr>
+          <w:rFonts w:asciiTheme="minorHAnsi" w:hAnsiTheme="minorHAnsi" w:cstheme="minorHAnsi"/>
+        </w:rPr>
+        <w:t xml:space="preserve"> (e.g., </w:t>
+      </w:r>
+      <w:r>
+        <w:rPr>
+          <w:rStyle w:val="math-inline"/>
+          <w:rFonts w:asciiTheme="minorHAnsi" w:eastAsiaTheme="majorEastAsia" w:hAnsiTheme="minorHAnsi" w:cstheme="minorHAnsi"/>
+        </w:rPr>
+        <w:t>$4.9$</w:t>
+      </w:r>
+      <w:r>
+        <w:rPr>
+          <w:rFonts w:asciiTheme="minorHAnsi" w:hAnsiTheme="minorHAnsi" w:cstheme="minorHAnsi"/>
+        </w:rPr>
+        <w:t xml:space="preserve"> stars).</w:t>
+      </w:r>
+    </w:p>
+    <w:p>
+      <w:pPr>
+        <w:pStyle w:val="NormalWeb"/>
+        <w:numPr>
+          <w:ilvl w:val="0"/>
+          <w:numId w:val="21"/>
+        </w:numPr>
+        <w:spacing w:before="0" w:beforeAutospacing="0"/>
+        <w:rPr>
+          <w:rFonts w:asciiTheme="minorHAnsi" w:hAnsiTheme="minorHAnsi" w:cstheme="minorHAnsi"/>
+        </w:rPr>
+      </w:pPr>
+      <w:r>
+        <w:rPr>
+          <w:rFonts w:asciiTheme="minorHAnsi" w:hAnsiTheme="minorHAnsi" w:cstheme="minorHAnsi"/>
+          <w:b/>
+          <w:bCs/>
+        </w:rPr>
+        <w:t>The easy benefit:</w:t>
+      </w:r>
+      <w:r>
+        <w:rPr>
+          <w:rFonts w:asciiTheme="minorHAnsi" w:hAnsiTheme="minorHAnsi" w:cstheme="minorHAnsi"/>
+        </w:rPr>
+        <w:t xml:space="preserve"> The customer feels in control, and they are much more l</w:t>
+      </w:r>
+      <w:r>
+        <w:rPr>
+          <w:rFonts w:asciiTheme="minorHAnsi" w:eastAsiaTheme="minorHAnsi" w:hAnsiTheme="minorHAnsi" w:cstheme="minorHAnsi"/>
+          <w:kern w:val="2"/>
+          <w:lang w:val="en-IN"/>
+          <w14:ligatures w14:val="standardContextual"/>
+        </w:rPr>
+        <w:t>ikely to connect with a consultant who is ready to give a great, successful consultation</w:t>
+      </w:r>
+      <w:r>
+        <w:rPr>
+          <w:rFonts w:asciiTheme="minorHAnsi" w:hAnsiTheme="minorHAnsi" w:cstheme="minorHAnsi"/>
+        </w:rPr>
+        <w:t>.</w:t>
+      </w:r>
+    </w:p>
+    <w:p>
+      <w:pPr>
+        <w:spacing w:after="200" w:line="276" w:lineRule="auto"/>
+        <w:rPr>
+          <w:rFonts w:cstheme="minorHAnsi"/>
+        </w:rPr>
+      </w:pPr>
+    </w:p>
+    <w:p>
+      <w:pPr>
+        <w:spacing w:after="0" w:line="360" w:lineRule="auto"/>
+        <w:rPr>
+          <w:rFonts w:cstheme="minorHAnsi"/>
+          <w:b/>
+          <w:bCs/>
+        </w:rPr>
+      </w:pPr>
+      <w:r>
+        <w:rPr>
+          <w:rFonts w:cstheme="minorHAnsi"/>
+          <w:b/>
+          <w:bCs/>
+        </w:rPr>
         <w:t xml:space="preserve">Q8: </w:t>
       </w:r>
       <w:r>
@@ -14775,6 +15110,7 @@
         <w:rPr>
           <w:rFonts w:cstheme="minorHAnsi"/>
         </w:rPr>
+        <w:lastRenderedPageBreak/>
         <w:t>Developing apps with different notifications and games such as puzzles and making the customers learn about the birth charts and planets can attract new customers.</w:t>
       </w:r>
     </w:p>
@@ -14862,6 +15198,15 @@
         </w:rPr>
         <w:t>1. website distribution</w:t>
       </w:r>
+      <w:r>
+        <w:rPr>
+          <w:rFonts w:cstheme="minorHAnsi"/>
+        </w:rPr>
+        <w:t xml:space="preserve">: </w:t>
+      </w:r>
+      <w:r>
+        <w:t>Shows which platforms (website, app, etc.) generate the most volume.</w:t>
+      </w:r>
     </w:p>
     <w:p>
       <w:pPr>
@@ -14876,6 +15221,15 @@
         </w:rPr>
         <w:t>2. Revenue generated by category type</w:t>
       </w:r>
+      <w:r>
+        <w:rPr>
+          <w:rFonts w:cstheme="minorHAnsi"/>
+        </w:rPr>
+        <w:t xml:space="preserve">: </w:t>
+      </w:r>
+      <w:r>
+        <w:t>Tracks total net revenue and shows which consultation types (Call/Chat) are most profitable.</w:t>
+      </w:r>
     </w:p>
     <w:p>
       <w:pPr>
@@ -14890,6 +15244,25 @@
         </w:rPr>
         <w:t>3. Call distribution over hrs</w:t>
       </w:r>
+      <w:r>
+        <w:rPr>
+          <w:rFonts w:cstheme="minorHAnsi"/>
+        </w:rPr>
+        <w:t xml:space="preserve">: </w:t>
+      </w:r>
+      <w:r>
+        <w:t xml:space="preserve">Identifies the variable </w:t>
+      </w:r>
+      <w:r>
+        <w:rPr>
+          <w:b/>
+          <w:bCs/>
+        </w:rPr>
+        <w:t>Peak Hours</w:t>
+      </w:r>
+      <w:r>
+        <w:t xml:space="preserve"> (e.g., 6, 8, 9, 10, 14, 15, 16) where staffing is most critical.</w:t>
+      </w:r>
     </w:p>
     <w:p>
       <w:pPr>
@@ -14904,6 +15277,15 @@
         </w:rPr>
         <w:t>4. Day by day call volume</w:t>
       </w:r>
+      <w:r>
+        <w:rPr>
+          <w:rFonts w:cstheme="minorHAnsi"/>
+        </w:rPr>
+        <w:t xml:space="preserve">: </w:t>
+      </w:r>
+      <w:r>
+        <w:t>Tracks weekly or monthly trends and identifies days with high/low call volume for long-term capacity planning.</w:t>
+      </w:r>
     </w:p>
     <w:p>
       <w:pPr>
@@ -14917,6 +15299,25 @@
           <w:rFonts w:cstheme="minorHAnsi"/>
         </w:rPr>
         <w:t>5. Call status distribution</w:t>
+      </w:r>
+      <w:r>
+        <w:rPr>
+          <w:rFonts w:cstheme="minorHAnsi"/>
+        </w:rPr>
+        <w:t xml:space="preserve">: </w:t>
+      </w:r>
+      <w:r>
+        <w:t xml:space="preserve">Shows the percentage of calls that were completed, failed, busy, or incomplete. This is the </w:t>
+      </w:r>
+      <w:r>
+        <w:rPr>
+          <w:b/>
+          <w:bCs/>
+        </w:rPr>
+        <w:t>most critical metric</w:t>
+      </w:r>
+      <w:r>
+        <w:t xml:space="preserve"> for technology investment</w:t>
       </w:r>
     </w:p>
     <w:p>
@@ -14935,6 +15336,15 @@
         </w:rPr>
         <w:t>6. Chat status distribution</w:t>
       </w:r>
+      <w:r>
+        <w:rPr>
+          <w:rFonts w:cstheme="minorHAnsi"/>
+        </w:rPr>
+        <w:t xml:space="preserve">: </w:t>
+      </w:r>
+      <w:r>
+        <w:t>Same as above, but for chats. Reveals platform or agent capacity issues specific to the chat channel.</w:t>
+      </w:r>
     </w:p>
     <w:p>
       <w:pPr>
@@ -14949,6 +15359,15 @@
         </w:rPr>
         <w:t>7. Rating wise guru distribution</w:t>
       </w:r>
+      <w:r>
+        <w:rPr>
+          <w:rFonts w:cstheme="minorHAnsi"/>
+        </w:rPr>
+        <w:t xml:space="preserve">: </w:t>
+      </w:r>
+      <w:r>
+        <w:t>Shows the distribution of ratings received by each agent (e.g., how many 5s, 3s, and 1s).</w:t>
+      </w:r>
     </w:p>
     <w:p>
       <w:pPr>
@@ -14963,6 +15382,15 @@
         </w:rPr>
         <w:t>8. Rating wise customer distribution</w:t>
       </w:r>
+      <w:r>
+        <w:rPr>
+          <w:rFonts w:cstheme="minorHAnsi"/>
+        </w:rPr>
+        <w:t xml:space="preserve">: </w:t>
+      </w:r>
+      <w:r>
+        <w:t>Shows the overall percentage of customers giving 5-star ratings vs. 1-star ratings.</w:t>
+      </w:r>
     </w:p>
     <w:p>
       <w:pPr>
@@ -14977,6 +15405,25 @@
         </w:rPr>
         <w:t>9. Top 10 guru by Rating</w:t>
       </w:r>
+      <w:r>
+        <w:rPr>
+          <w:rFonts w:cstheme="minorHAnsi"/>
+        </w:rPr>
+        <w:t xml:space="preserve">: </w:t>
+      </w:r>
+      <w:r>
+        <w:t xml:space="preserve">Identifies the </w:t>
+      </w:r>
+      <w:r>
+        <w:rPr>
+          <w:b/>
+          <w:bCs/>
+        </w:rPr>
+        <w:t>highest-performing agents</w:t>
+      </w:r>
+      <w:r>
+        <w:t xml:space="preserve"> (the "role models," like Astro Ruchi), whose practices should be formalized into training.</w:t>
+      </w:r>
     </w:p>
     <w:p>
       <w:pPr>
@@ -15057,7 +15504,6 @@
         <w:rPr>
           <w:rFonts w:cstheme="minorHAnsi"/>
         </w:rPr>
-        <w:lastRenderedPageBreak/>
         <w:t>Ans.</w:t>
       </w:r>
     </w:p>
@@ -15077,6 +15523,7 @@
         <w:rPr>
           <w:rFonts w:cstheme="minorHAnsi"/>
         </w:rPr>
+        <w:lastRenderedPageBreak/>
         <w:t>Astro-sage should focus upon Technological upgrades to bring customers to the app and dashboard more frequently and decrease the cancelled and failed consultations to improve the profitability.</w:t>
       </w:r>
     </w:p>
@@ -16461,6 +16908,155 @@
     </w:lvl>
   </w:abstractNum>
   <w:abstractNum w:abstractNumId="11" w15:restartNumberingAfterBreak="0">
+    <w:nsid w:val="3932769B"/>
+    <w:multiLevelType w:val="multilevel"/>
+    <w:tmpl w:val="B37E72D0"/>
+    <w:lvl w:ilvl="0">
+      <w:start w:val="1"/>
+      <w:numFmt w:val="bullet"/>
+      <w:lvlText w:val=""/>
+      <w:lvlJc w:val="left"/>
+      <w:pPr>
+        <w:tabs>
+          <w:tab w:val="num" w:pos="720"/>
+        </w:tabs>
+        <w:ind w:left="720" w:hanging="360"/>
+      </w:pPr>
+      <w:rPr>
+        <w:rFonts w:ascii="Symbol" w:hAnsi="Symbol" w:hint="default"/>
+        <w:sz w:val="20"/>
+      </w:rPr>
+    </w:lvl>
+    <w:lvl w:ilvl="1" w:tentative="1">
+      <w:start w:val="1"/>
+      <w:numFmt w:val="bullet"/>
+      <w:lvlText w:val="o"/>
+      <w:lvlJc w:val="left"/>
+      <w:pPr>
+        <w:tabs>
+          <w:tab w:val="num" w:pos="1440"/>
+        </w:tabs>
+        <w:ind w:left="1440" w:hanging="360"/>
+      </w:pPr>
+      <w:rPr>
+        <w:rFonts w:ascii="Courier New" w:hAnsi="Courier New" w:hint="default"/>
+        <w:sz w:val="20"/>
+      </w:rPr>
+    </w:lvl>
+    <w:lvl w:ilvl="2" w:tentative="1">
+      <w:start w:val="1"/>
+      <w:numFmt w:val="bullet"/>
+      <w:lvlText w:val=""/>
+      <w:lvlJc w:val="left"/>
+      <w:pPr>
+        <w:tabs>
+          <w:tab w:val="num" w:pos="2160"/>
+        </w:tabs>
+        <w:ind w:left="2160" w:hanging="360"/>
+      </w:pPr>
+      <w:rPr>
+        <w:rFonts w:ascii="Wingdings" w:hAnsi="Wingdings" w:hint="default"/>
+        <w:sz w:val="20"/>
+      </w:rPr>
+    </w:lvl>
+    <w:lvl w:ilvl="3" w:tentative="1">
+      <w:start w:val="1"/>
+      <w:numFmt w:val="bullet"/>
+      <w:lvlText w:val=""/>
+      <w:lvlJc w:val="left"/>
+      <w:pPr>
+        <w:tabs>
+          <w:tab w:val="num" w:pos="2880"/>
+        </w:tabs>
+        <w:ind w:left="2880" w:hanging="360"/>
+      </w:pPr>
+      <w:rPr>
+        <w:rFonts w:ascii="Wingdings" w:hAnsi="Wingdings" w:hint="default"/>
+        <w:sz w:val="20"/>
+      </w:rPr>
+    </w:lvl>
+    <w:lvl w:ilvl="4" w:tentative="1">
+      <w:start w:val="1"/>
+      <w:numFmt w:val="bullet"/>
+      <w:lvlText w:val=""/>
+      <w:lvlJc w:val="left"/>
+      <w:pPr>
+        <w:tabs>
+          <w:tab w:val="num" w:pos="3600"/>
+        </w:tabs>
+        <w:ind w:left="3600" w:hanging="360"/>
+      </w:pPr>
+      <w:rPr>
+        <w:rFonts w:ascii="Wingdings" w:hAnsi="Wingdings" w:hint="default"/>
+        <w:sz w:val="20"/>
+      </w:rPr>
+    </w:lvl>
+    <w:lvl w:ilvl="5" w:tentative="1">
+      <w:start w:val="1"/>
+      <w:numFmt w:val="bullet"/>
+      <w:lvlText w:val=""/>
+      <w:lvlJc w:val="left"/>
+      <w:pPr>
+        <w:tabs>
+          <w:tab w:val="num" w:pos="4320"/>
+        </w:tabs>
+        <w:ind w:left="4320" w:hanging="360"/>
+      </w:pPr>
+      <w:rPr>
+        <w:rFonts w:ascii="Wingdings" w:hAnsi="Wingdings" w:hint="default"/>
+        <w:sz w:val="20"/>
+      </w:rPr>
+    </w:lvl>
+    <w:lvl w:ilvl="6" w:tentative="1">
+      <w:start w:val="1"/>
+      <w:numFmt w:val="bullet"/>
+      <w:lvlText w:val=""/>
+      <w:lvlJc w:val="left"/>
+      <w:pPr>
+        <w:tabs>
+          <w:tab w:val="num" w:pos="5040"/>
+        </w:tabs>
+        <w:ind w:left="5040" w:hanging="360"/>
+      </w:pPr>
+      <w:rPr>
+        <w:rFonts w:ascii="Wingdings" w:hAnsi="Wingdings" w:hint="default"/>
+        <w:sz w:val="20"/>
+      </w:rPr>
+    </w:lvl>
+    <w:lvl w:ilvl="7" w:tentative="1">
+      <w:start w:val="1"/>
+      <w:numFmt w:val="bullet"/>
+      <w:lvlText w:val=""/>
+      <w:lvlJc w:val="left"/>
+      <w:pPr>
+        <w:tabs>
+          <w:tab w:val="num" w:pos="5760"/>
+        </w:tabs>
+        <w:ind w:left="5760" w:hanging="360"/>
+      </w:pPr>
+      <w:rPr>
+        <w:rFonts w:ascii="Wingdings" w:hAnsi="Wingdings" w:hint="default"/>
+        <w:sz w:val="20"/>
+      </w:rPr>
+    </w:lvl>
+    <w:lvl w:ilvl="8" w:tentative="1">
+      <w:start w:val="1"/>
+      <w:numFmt w:val="bullet"/>
+      <w:lvlText w:val=""/>
+      <w:lvlJc w:val="left"/>
+      <w:pPr>
+        <w:tabs>
+          <w:tab w:val="num" w:pos="6480"/>
+        </w:tabs>
+        <w:ind w:left="6480" w:hanging="360"/>
+      </w:pPr>
+      <w:rPr>
+        <w:rFonts w:ascii="Wingdings" w:hAnsi="Wingdings" w:hint="default"/>
+        <w:sz w:val="20"/>
+      </w:rPr>
+    </w:lvl>
+  </w:abstractNum>
+  <w:abstractNum w:abstractNumId="12" w15:restartNumberingAfterBreak="0">
     <w:nsid w:val="420203EC"/>
     <w:multiLevelType w:val="hybridMultilevel"/>
     <w:tmpl w:val="0BD085D2"/>
@@ -16546,7 +17142,7 @@
       </w:pPr>
     </w:lvl>
   </w:abstractNum>
-  <w:abstractNum w:abstractNumId="12" w15:restartNumberingAfterBreak="0">
+  <w:abstractNum w:abstractNumId="13" w15:restartNumberingAfterBreak="0">
     <w:nsid w:val="4A235926"/>
     <w:multiLevelType w:val="multilevel"/>
     <w:tmpl w:val="B23C234C"/>
@@ -16661,7 +17257,156 @@
       </w:rPr>
     </w:lvl>
   </w:abstractNum>
-  <w:abstractNum w:abstractNumId="13" w15:restartNumberingAfterBreak="0">
+  <w:abstractNum w:abstractNumId="14" w15:restartNumberingAfterBreak="0">
+    <w:nsid w:val="530E1740"/>
+    <w:multiLevelType w:val="multilevel"/>
+    <w:tmpl w:val="60922C9A"/>
+    <w:lvl w:ilvl="0">
+      <w:start w:val="1"/>
+      <w:numFmt w:val="bullet"/>
+      <w:lvlText w:val=""/>
+      <w:lvlJc w:val="left"/>
+      <w:pPr>
+        <w:tabs>
+          <w:tab w:val="num" w:pos="720"/>
+        </w:tabs>
+        <w:ind w:left="720" w:hanging="360"/>
+      </w:pPr>
+      <w:rPr>
+        <w:rFonts w:ascii="Symbol" w:hAnsi="Symbol" w:hint="default"/>
+        <w:sz w:val="20"/>
+      </w:rPr>
+    </w:lvl>
+    <w:lvl w:ilvl="1" w:tentative="1">
+      <w:start w:val="1"/>
+      <w:numFmt w:val="bullet"/>
+      <w:lvlText w:val="o"/>
+      <w:lvlJc w:val="left"/>
+      <w:pPr>
+        <w:tabs>
+          <w:tab w:val="num" w:pos="1440"/>
+        </w:tabs>
+        <w:ind w:left="1440" w:hanging="360"/>
+      </w:pPr>
+      <w:rPr>
+        <w:rFonts w:ascii="Courier New" w:hAnsi="Courier New" w:hint="default"/>
+        <w:sz w:val="20"/>
+      </w:rPr>
+    </w:lvl>
+    <w:lvl w:ilvl="2" w:tentative="1">
+      <w:start w:val="1"/>
+      <w:numFmt w:val="bullet"/>
+      <w:lvlText w:val=""/>
+      <w:lvlJc w:val="left"/>
+      <w:pPr>
+        <w:tabs>
+          <w:tab w:val="num" w:pos="2160"/>
+        </w:tabs>
+        <w:ind w:left="2160" w:hanging="360"/>
+      </w:pPr>
+      <w:rPr>
+        <w:rFonts w:ascii="Wingdings" w:hAnsi="Wingdings" w:hint="default"/>
+        <w:sz w:val="20"/>
+      </w:rPr>
+    </w:lvl>
+    <w:lvl w:ilvl="3" w:tentative="1">
+      <w:start w:val="1"/>
+      <w:numFmt w:val="bullet"/>
+      <w:lvlText w:val=""/>
+      <w:lvlJc w:val="left"/>
+      <w:pPr>
+        <w:tabs>
+          <w:tab w:val="num" w:pos="2880"/>
+        </w:tabs>
+        <w:ind w:left="2880" w:hanging="360"/>
+      </w:pPr>
+      <w:rPr>
+        <w:rFonts w:ascii="Wingdings" w:hAnsi="Wingdings" w:hint="default"/>
+        <w:sz w:val="20"/>
+      </w:rPr>
+    </w:lvl>
+    <w:lvl w:ilvl="4" w:tentative="1">
+      <w:start w:val="1"/>
+      <w:numFmt w:val="bullet"/>
+      <w:lvlText w:val=""/>
+      <w:lvlJc w:val="left"/>
+      <w:pPr>
+        <w:tabs>
+          <w:tab w:val="num" w:pos="3600"/>
+        </w:tabs>
+        <w:ind w:left="3600" w:hanging="360"/>
+      </w:pPr>
+      <w:rPr>
+        <w:rFonts w:ascii="Wingdings" w:hAnsi="Wingdings" w:hint="default"/>
+        <w:sz w:val="20"/>
+      </w:rPr>
+    </w:lvl>
+    <w:lvl w:ilvl="5" w:tentative="1">
+      <w:start w:val="1"/>
+      <w:numFmt w:val="bullet"/>
+      <w:lvlText w:val=""/>
+      <w:lvlJc w:val="left"/>
+      <w:pPr>
+        <w:tabs>
+          <w:tab w:val="num" w:pos="4320"/>
+        </w:tabs>
+        <w:ind w:left="4320" w:hanging="360"/>
+      </w:pPr>
+      <w:rPr>
+        <w:rFonts w:ascii="Wingdings" w:hAnsi="Wingdings" w:hint="default"/>
+        <w:sz w:val="20"/>
+      </w:rPr>
+    </w:lvl>
+    <w:lvl w:ilvl="6" w:tentative="1">
+      <w:start w:val="1"/>
+      <w:numFmt w:val="bullet"/>
+      <w:lvlText w:val=""/>
+      <w:lvlJc w:val="left"/>
+      <w:pPr>
+        <w:tabs>
+          <w:tab w:val="num" w:pos="5040"/>
+        </w:tabs>
+        <w:ind w:left="5040" w:hanging="360"/>
+      </w:pPr>
+      <w:rPr>
+        <w:rFonts w:ascii="Wingdings" w:hAnsi="Wingdings" w:hint="default"/>
+        <w:sz w:val="20"/>
+      </w:rPr>
+    </w:lvl>
+    <w:lvl w:ilvl="7" w:tentative="1">
+      <w:start w:val="1"/>
+      <w:numFmt w:val="bullet"/>
+      <w:lvlText w:val=""/>
+      <w:lvlJc w:val="left"/>
+      <w:pPr>
+        <w:tabs>
+          <w:tab w:val="num" w:pos="5760"/>
+        </w:tabs>
+        <w:ind w:left="5760" w:hanging="360"/>
+      </w:pPr>
+      <w:rPr>
+        <w:rFonts w:ascii="Wingdings" w:hAnsi="Wingdings" w:hint="default"/>
+        <w:sz w:val="20"/>
+      </w:rPr>
+    </w:lvl>
+    <w:lvl w:ilvl="8" w:tentative="1">
+      <w:start w:val="1"/>
+      <w:numFmt w:val="bullet"/>
+      <w:lvlText w:val=""/>
+      <w:lvlJc w:val="left"/>
+      <w:pPr>
+        <w:tabs>
+          <w:tab w:val="num" w:pos="6480"/>
+        </w:tabs>
+        <w:ind w:left="6480" w:hanging="360"/>
+      </w:pPr>
+      <w:rPr>
+        <w:rFonts w:ascii="Wingdings" w:hAnsi="Wingdings" w:hint="default"/>
+        <w:sz w:val="20"/>
+      </w:rPr>
+    </w:lvl>
+  </w:abstractNum>
+  <w:abstractNum w:abstractNumId="15" w15:restartNumberingAfterBreak="0">
     <w:nsid w:val="58CB1AE0"/>
     <w:multiLevelType w:val="hybridMultilevel"/>
     <w:tmpl w:val="0BD085D2"/>
@@ -16747,7 +17492,156 @@
       </w:pPr>
     </w:lvl>
   </w:abstractNum>
-  <w:abstractNum w:abstractNumId="14" w15:restartNumberingAfterBreak="0">
+  <w:abstractNum w:abstractNumId="16" w15:restartNumberingAfterBreak="0">
+    <w:nsid w:val="61473022"/>
+    <w:multiLevelType w:val="multilevel"/>
+    <w:tmpl w:val="976EBD12"/>
+    <w:lvl w:ilvl="0">
+      <w:start w:val="1"/>
+      <w:numFmt w:val="bullet"/>
+      <w:lvlText w:val=""/>
+      <w:lvlJc w:val="left"/>
+      <w:pPr>
+        <w:tabs>
+          <w:tab w:val="num" w:pos="720"/>
+        </w:tabs>
+        <w:ind w:left="720" w:hanging="360"/>
+      </w:pPr>
+      <w:rPr>
+        <w:rFonts w:ascii="Symbol" w:hAnsi="Symbol" w:hint="default"/>
+        <w:sz w:val="20"/>
+      </w:rPr>
+    </w:lvl>
+    <w:lvl w:ilvl="1" w:tentative="1">
+      <w:start w:val="1"/>
+      <w:numFmt w:val="bullet"/>
+      <w:lvlText w:val="o"/>
+      <w:lvlJc w:val="left"/>
+      <w:pPr>
+        <w:tabs>
+          <w:tab w:val="num" w:pos="1440"/>
+        </w:tabs>
+        <w:ind w:left="1440" w:hanging="360"/>
+      </w:pPr>
+      <w:rPr>
+        <w:rFonts w:ascii="Courier New" w:hAnsi="Courier New" w:hint="default"/>
+        <w:sz w:val="20"/>
+      </w:rPr>
+    </w:lvl>
+    <w:lvl w:ilvl="2" w:tentative="1">
+      <w:start w:val="1"/>
+      <w:numFmt w:val="bullet"/>
+      <w:lvlText w:val=""/>
+      <w:lvlJc w:val="left"/>
+      <w:pPr>
+        <w:tabs>
+          <w:tab w:val="num" w:pos="2160"/>
+        </w:tabs>
+        <w:ind w:left="2160" w:hanging="360"/>
+      </w:pPr>
+      <w:rPr>
+        <w:rFonts w:ascii="Wingdings" w:hAnsi="Wingdings" w:hint="default"/>
+        <w:sz w:val="20"/>
+      </w:rPr>
+    </w:lvl>
+    <w:lvl w:ilvl="3" w:tentative="1">
+      <w:start w:val="1"/>
+      <w:numFmt w:val="bullet"/>
+      <w:lvlText w:val=""/>
+      <w:lvlJc w:val="left"/>
+      <w:pPr>
+        <w:tabs>
+          <w:tab w:val="num" w:pos="2880"/>
+        </w:tabs>
+        <w:ind w:left="2880" w:hanging="360"/>
+      </w:pPr>
+      <w:rPr>
+        <w:rFonts w:ascii="Wingdings" w:hAnsi="Wingdings" w:hint="default"/>
+        <w:sz w:val="20"/>
+      </w:rPr>
+    </w:lvl>
+    <w:lvl w:ilvl="4" w:tentative="1">
+      <w:start w:val="1"/>
+      <w:numFmt w:val="bullet"/>
+      <w:lvlText w:val=""/>
+      <w:lvlJc w:val="left"/>
+      <w:pPr>
+        <w:tabs>
+          <w:tab w:val="num" w:pos="3600"/>
+        </w:tabs>
+        <w:ind w:left="3600" w:hanging="360"/>
+      </w:pPr>
+      <w:rPr>
+        <w:rFonts w:ascii="Wingdings" w:hAnsi="Wingdings" w:hint="default"/>
+        <w:sz w:val="20"/>
+      </w:rPr>
+    </w:lvl>
+    <w:lvl w:ilvl="5" w:tentative="1">
+      <w:start w:val="1"/>
+      <w:numFmt w:val="bullet"/>
+      <w:lvlText w:val=""/>
+      <w:lvlJc w:val="left"/>
+      <w:pPr>
+        <w:tabs>
+          <w:tab w:val="num" w:pos="4320"/>
+        </w:tabs>
+        <w:ind w:left="4320" w:hanging="360"/>
+      </w:pPr>
+      <w:rPr>
+        <w:rFonts w:ascii="Wingdings" w:hAnsi="Wingdings" w:hint="default"/>
+        <w:sz w:val="20"/>
+      </w:rPr>
+    </w:lvl>
+    <w:lvl w:ilvl="6" w:tentative="1">
+      <w:start w:val="1"/>
+      <w:numFmt w:val="bullet"/>
+      <w:lvlText w:val=""/>
+      <w:lvlJc w:val="left"/>
+      <w:pPr>
+        <w:tabs>
+          <w:tab w:val="num" w:pos="5040"/>
+        </w:tabs>
+        <w:ind w:left="5040" w:hanging="360"/>
+      </w:pPr>
+      <w:rPr>
+        <w:rFonts w:ascii="Wingdings" w:hAnsi="Wingdings" w:hint="default"/>
+        <w:sz w:val="20"/>
+      </w:rPr>
+    </w:lvl>
+    <w:lvl w:ilvl="7" w:tentative="1">
+      <w:start w:val="1"/>
+      <w:numFmt w:val="bullet"/>
+      <w:lvlText w:val=""/>
+      <w:lvlJc w:val="left"/>
+      <w:pPr>
+        <w:tabs>
+          <w:tab w:val="num" w:pos="5760"/>
+        </w:tabs>
+        <w:ind w:left="5760" w:hanging="360"/>
+      </w:pPr>
+      <w:rPr>
+        <w:rFonts w:ascii="Wingdings" w:hAnsi="Wingdings" w:hint="default"/>
+        <w:sz w:val="20"/>
+      </w:rPr>
+    </w:lvl>
+    <w:lvl w:ilvl="8" w:tentative="1">
+      <w:start w:val="1"/>
+      <w:numFmt w:val="bullet"/>
+      <w:lvlText w:val=""/>
+      <w:lvlJc w:val="left"/>
+      <w:pPr>
+        <w:tabs>
+          <w:tab w:val="num" w:pos="6480"/>
+        </w:tabs>
+        <w:ind w:left="6480" w:hanging="360"/>
+      </w:pPr>
+      <w:rPr>
+        <w:rFonts w:ascii="Wingdings" w:hAnsi="Wingdings" w:hint="default"/>
+        <w:sz w:val="20"/>
+      </w:rPr>
+    </w:lvl>
+  </w:abstractNum>
+  <w:abstractNum w:abstractNumId="17" w15:restartNumberingAfterBreak="0">
     <w:nsid w:val="63225BAA"/>
     <w:multiLevelType w:val="hybridMultilevel"/>
     <w:tmpl w:val="E6FE49B4"/>
@@ -16836,7 +17730,7 @@
       </w:pPr>
     </w:lvl>
   </w:abstractNum>
-  <w:abstractNum w:abstractNumId="15" w15:restartNumberingAfterBreak="0">
+  <w:abstractNum w:abstractNumId="18" w15:restartNumberingAfterBreak="0">
     <w:nsid w:val="65234978"/>
     <w:multiLevelType w:val="multilevel"/>
     <w:tmpl w:val="65A83BDE"/>
@@ -16951,7 +17845,7 @@
       </w:rPr>
     </w:lvl>
   </w:abstractNum>
-  <w:abstractNum w:abstractNumId="16" w15:restartNumberingAfterBreak="0">
+  <w:abstractNum w:abstractNumId="19" w15:restartNumberingAfterBreak="0">
     <w:nsid w:val="69BF2401"/>
     <w:multiLevelType w:val="hybridMultilevel"/>
     <w:tmpl w:val="E46ED4C8"/>
@@ -17040,7 +17934,7 @@
       </w:pPr>
     </w:lvl>
   </w:abstractNum>
-  <w:abstractNum w:abstractNumId="17" w15:restartNumberingAfterBreak="0">
+  <w:abstractNum w:abstractNumId="20" w15:restartNumberingAfterBreak="0">
     <w:nsid w:val="6E0914B4"/>
     <w:multiLevelType w:val="hybridMultilevel"/>
     <w:tmpl w:val="9FC494D0"/>
@@ -17138,19 +18032,19 @@
     <w:abstractNumId w:val="9"/>
   </w:num>
   <w:num w:numId="3" w16cid:durableId="852958806">
+    <w:abstractNumId w:val="15"/>
+  </w:num>
+  <w:num w:numId="4" w16cid:durableId="872694035">
+    <w:abstractNumId w:val="12"/>
+  </w:num>
+  <w:num w:numId="5" w16cid:durableId="108667922">
+    <w:abstractNumId w:val="19"/>
+  </w:num>
+  <w:num w:numId="6" w16cid:durableId="905997895">
     <w:abstractNumId w:val="13"/>
   </w:num>
-  <w:num w:numId="4" w16cid:durableId="872694035">
-    <w:abstractNumId w:val="11"/>
-  </w:num>
-  <w:num w:numId="5" w16cid:durableId="108667922">
-    <w:abstractNumId w:val="16"/>
-  </w:num>
-  <w:num w:numId="6" w16cid:durableId="905997895">
-    <w:abstractNumId w:val="12"/>
-  </w:num>
   <w:num w:numId="7" w16cid:durableId="1776636152">
-    <w:abstractNumId w:val="14"/>
+    <w:abstractNumId w:val="17"/>
   </w:num>
   <w:num w:numId="8" w16cid:durableId="313725434">
     <w:abstractNumId w:val="4"/>
@@ -17174,16 +18068,25 @@
     <w:abstractNumId w:val="6"/>
   </w:num>
   <w:num w:numId="15" w16cid:durableId="1703701174">
-    <w:abstractNumId w:val="17"/>
+    <w:abstractNumId w:val="20"/>
   </w:num>
   <w:num w:numId="16" w16cid:durableId="2101831066">
     <w:abstractNumId w:val="1"/>
   </w:num>
   <w:num w:numId="17" w16cid:durableId="1612664934">
-    <w:abstractNumId w:val="15"/>
+    <w:abstractNumId w:val="18"/>
   </w:num>
   <w:num w:numId="18" w16cid:durableId="524635842">
     <w:abstractNumId w:val="0"/>
+  </w:num>
+  <w:num w:numId="19" w16cid:durableId="1209339014">
+    <w:abstractNumId w:val="11"/>
+  </w:num>
+  <w:num w:numId="20" w16cid:durableId="418452358">
+    <w:abstractNumId w:val="14"/>
+  </w:num>
+  <w:num w:numId="21" w16cid:durableId="687368869">
+    <w:abstractNumId w:val="16"/>
   </w:num>
 </w:numbering>
 </file>
@@ -18104,6 +19007,28 @@
       <w:color w:val="2F5496" w:themeColor="accent1" w:themeShade="BF"/>
       <w:spacing w:val="5"/>
     </w:rPr>
+  </w:style>
+  <w:style w:type="paragraph" w:styleId="NormalWeb">
+    <w:name w:val="Normal (Web)"/>
+    <w:basedOn w:val="Normal"/>
+    <w:uiPriority w:val="99"/>
+    <w:semiHidden/>
+    <w:unhideWhenUsed/>
+    <w:rsid w:val="00A5726A"/>
+    <w:pPr>
+      <w:spacing w:before="100" w:beforeAutospacing="1" w:after="100" w:afterAutospacing="1" w:line="240" w:lineRule="auto"/>
+    </w:pPr>
+    <w:rPr>
+      <w:rFonts w:ascii="Times New Roman" w:eastAsia="Times New Roman" w:hAnsi="Times New Roman" w:cs="Times New Roman"/>
+      <w:kern w:val="0"/>
+      <w:lang w:val="en-US"/>
+      <w14:ligatures w14:val="none"/>
+    </w:rPr>
+  </w:style>
+  <w:style w:type="character" w:customStyle="1" w:styleId="math-inline">
+    <w:name w:val="math-inline"/>
+    <w:basedOn w:val="DefaultParagraphFont"/>
+    <w:rsid w:val="00A5726A"/>
   </w:style>
 </w:styles>
 </file>
